--- a/rapports/2026-06-06/EQ29/EQ29_sup_v2/DR_062203010017/70-85-30-81.docx
+++ b/rapports/2026-06-06/EQ29/EQ29_sup_v2/DR_062203010017/70-85-30-81.docx
@@ -297,7 +297,7 @@
           <w:color w:val="1F6FEB"/>
           <w:sz w:val="22"/>
         </w:rPr>
-        <w:t>⚠ INCOHÉRENCES À CORRIGER (141)</w:t>
+        <w:t>⚠ INCOHÉRENCES À CORRIGER (135)</w:t>
       </w:r>
     </w:p>
     <w:tbl>
@@ -544,7 +544,7 @@
                 <w:color w:val="16A34A"/>
                 <w:sz w:val="16"/>
               </w:rPr>
-              <w:t>—</w:t>
+              <w:t>s01q00b, s02q17_2, s02q15_2</w:t>
             </w:r>
           </w:p>
         </w:tc>
@@ -575,7 +575,7 @@
                 <w:i w:val="0"/>
                 <w:sz w:val="17"/>
               </w:rPr>
-              <w:t>Incohérence!!! seulement les écoles privées paient les frais de scolarité (y compris les frais d'inscription).</w:t>
+              <w:t>Incohérence!! Arame Diagne fréquente 3ème année de Primaire mais ne paie ni la scolarité ni la cotisation, prière de corriger ou fournir une explication à cela.</w:t>
             </w:r>
           </w:p>
         </w:tc>
@@ -634,7 +634,7 @@
                 <w:color w:val="16A34A"/>
                 <w:sz w:val="16"/>
               </w:rPr>
-              <w:t>s01q32, s01q36, s01q38, s04q37_modif, s02q33, s02q34, s01q00b</w:t>
+              <w:t>s01q00b, s02q17_2, s02q15_2</w:t>
             </w:r>
           </w:p>
         </w:tc>
@@ -665,7 +665,7 @@
                 <w:i w:val="0"/>
                 <w:sz w:val="17"/>
               </w:rPr>
-              <w:t>Peu probable!!! Vu l'âge (18 ans) de Ibra Diagne ou l'année à laquelle Ibra Diagne a fréquenté l'école pour la dernière fois (.) le dernier diplome de Ibra Diagne ne peut être le Certificat d'études primaires (CEP), prière de corriger cette incohérence ou confirmer avec le QG.</w:t>
+              <w:t>Incohérence!! Elhadji sall fréquente 4ème année de Primaire mais ne paie ni la scolarité ni la cotisation, prière de corriger ou fournir une explication à cela.</w:t>
             </w:r>
           </w:p>
         </w:tc>
@@ -814,7 +814,7 @@
                 <w:color w:val="16A34A"/>
                 <w:sz w:val="16"/>
               </w:rPr>
-              <w:t>—</w:t>
+              <w:t>s01q32, s01q36, s01q38, s04q37_modif, s02q33, s02q34, s01q00b</w:t>
             </w:r>
           </w:p>
         </w:tc>
@@ -845,7 +845,7 @@
                 <w:i w:val="0"/>
                 <w:sz w:val="17"/>
               </w:rPr>
-              <w:t>Incohérence!!! seulement les écoles gouvermentales paient les cotisations (Gouvernement, communauté, ONG ou organisation humanitaire).</w:t>
+              <w:t>Peu probable!!! Vu l'âge (18 ans) de Ibra Diagne ou l'année à laquelle Ibra Diagne a fréquenté l'école pour la dernière fois (.) le dernier diplome de Ibra Diagne ne peut être le Certificat d'études primaires (CEP), prière de corriger cette incohérence ou confirmer avec le QG.</w:t>
             </w:r>
           </w:p>
         </w:tc>
@@ -878,6 +878,996 @@
                 <w:i w:val="0"/>
                 <w:sz w:val="16"/>
               </w:rPr>
+              <w:t>S07</w:t>
+              <w:br/>
+            </w:r>
+            <w:r>
+              <w:rPr>
+                <w:b w:val="0"/>
+                <w:i w:val="0"/>
+                <w:color w:val="64748B"/>
+                <w:sz w:val="14"/>
+              </w:rPr>
+              <w:t>Consommation alimentaire</w:t>
+            </w:r>
+          </w:p>
+        </w:tc>
+        <w:tc>
+          <w:tcPr>
+            <w:tcW w:type="dxa" w:w="1531"/>
+          </w:tcPr>
+          <w:p>
+            <w:r>
+              <w:rPr>
+                <w:b/>
+                <w:i w:val="0"/>
+                <w:color w:val="16A34A"/>
+                <w:sz w:val="16"/>
+              </w:rPr>
+              <w:t>s00q27, s01q00a, s01q12, s01q13, s02q04, s03q11, s03q12, s01q01</w:t>
+            </w:r>
+          </w:p>
+        </w:tc>
+        <w:tc>
+          <w:tcPr>
+            <w:tcW w:type="dxa" w:w="1191"/>
+          </w:tcPr>
+          <w:p>
+            <w:r>
+              <w:rPr>
+                <w:b w:val="0"/>
+                <w:i w:val="0"/>
+                <w:color w:val="64748B"/>
+                <w:sz w:val="16"/>
+              </w:rPr>
+              <w:t>GT-CQ</w:t>
+            </w:r>
+          </w:p>
+        </w:tc>
+        <w:tc>
+          <w:tcPr>
+            <w:tcW w:type="dxa" w:w="4706"/>
+          </w:tcPr>
+          <w:p>
+            <w:r>
+              <w:rPr>
+                <w:b w:val="0"/>
+                <w:i w:val="0"/>
+                <w:sz w:val="17"/>
+              </w:rPr>
+              <w:t>Avertissement!!! Le ménage a consommé 49 Cuillère de Petit de Sel  ce qui semble incoherent pour une consommation aucours des 7 derniers jours, prière de verifier et corriger.</w:t>
+            </w:r>
+          </w:p>
+        </w:tc>
+      </w:tr>
+      <w:tr>
+        <w:tc>
+          <w:tcPr>
+            <w:tcW w:type="dxa" w:w="964"/>
+          </w:tcPr>
+          <w:p>
+            <w:r>
+              <w:rPr>
+                <w:b/>
+                <w:i w:val="0"/>
+                <w:color w:val="DC2626"/>
+                <w:sz w:val="16"/>
+              </w:rPr>
+              <w:t>Haute</w:t>
+            </w:r>
+          </w:p>
+        </w:tc>
+        <w:tc>
+          <w:tcPr>
+            <w:tcW w:type="dxa" w:w="1247"/>
+          </w:tcPr>
+          <w:p>
+            <w:r>
+              <w:rPr>
+                <w:b/>
+                <w:i w:val="0"/>
+                <w:sz w:val="16"/>
+              </w:rPr>
+              <w:t>S16</w:t>
+              <w:br/>
+            </w:r>
+            <w:r>
+              <w:rPr>
+                <w:b w:val="0"/>
+                <w:i w:val="0"/>
+                <w:color w:val="64748B"/>
+                <w:sz w:val="14"/>
+              </w:rPr>
+              <w:t>Agriculture</w:t>
+            </w:r>
+          </w:p>
+        </w:tc>
+        <w:tc>
+          <w:tcPr>
+            <w:tcW w:type="dxa" w:w="1531"/>
+          </w:tcPr>
+          <w:p>
+            <w:r>
+              <w:rPr>
+                <w:b/>
+                <w:i w:val="0"/>
+                <w:color w:val="16A34A"/>
+                <w:sz w:val="16"/>
+              </w:rPr>
+              <w:t>s02q02__1, s02q15, s02q17, s03q16, s04q27, s04q43, s04q63, s05q11</w:t>
+            </w:r>
+          </w:p>
+        </w:tc>
+        <w:tc>
+          <w:tcPr>
+            <w:tcW w:type="dxa" w:w="1191"/>
+          </w:tcPr>
+          <w:p>
+            <w:r>
+              <w:rPr>
+                <w:b w:val="0"/>
+                <w:i w:val="0"/>
+                <w:color w:val="64748B"/>
+                <w:sz w:val="16"/>
+              </w:rPr>
+              <w:t>GT-CQ</w:t>
+            </w:r>
+          </w:p>
+        </w:tc>
+        <w:tc>
+          <w:tcPr>
+            <w:tcW w:type="dxa" w:w="4706"/>
+          </w:tcPr>
+          <w:p>
+            <w:r>
+              <w:rPr>
+                <w:b w:val="0"/>
+                <w:i w:val="0"/>
+                <w:sz w:val="17"/>
+              </w:rPr>
+              <w:t>Le ménage envisage de vendre 1 Sac (100 Kg) de Maïs à 250 FCFA qui semble incoherent, prière de corriger cette incoherenceLe prix de vente d'un kg de Maïs est de 230000 FCFA qui semble élevé, prière de verifier le montant tiré de la vente (460000 FCFA) de Maïs auprès de l'enquêté ou confirmer.</w:t>
+            </w:r>
+          </w:p>
+        </w:tc>
+      </w:tr>
+      <w:tr>
+        <w:tc>
+          <w:tcPr>
+            <w:tcW w:type="dxa" w:w="964"/>
+          </w:tcPr>
+          <w:p>
+            <w:r>
+              <w:rPr>
+                <w:b/>
+                <w:i w:val="0"/>
+                <w:color w:val="DC2626"/>
+                <w:sz w:val="16"/>
+              </w:rPr>
+              <w:t>Haute</w:t>
+            </w:r>
+          </w:p>
+        </w:tc>
+        <w:tc>
+          <w:tcPr>
+            <w:tcW w:type="dxa" w:w="1247"/>
+          </w:tcPr>
+          <w:p>
+            <w:r>
+              <w:rPr>
+                <w:b/>
+                <w:i w:val="0"/>
+                <w:sz w:val="16"/>
+              </w:rPr>
+              <w:t>S16</w:t>
+              <w:br/>
+            </w:r>
+            <w:r>
+              <w:rPr>
+                <w:b w:val="0"/>
+                <w:i w:val="0"/>
+                <w:color w:val="64748B"/>
+                <w:sz w:val="14"/>
+              </w:rPr>
+              <w:t>Agriculture</w:t>
+            </w:r>
+          </w:p>
+        </w:tc>
+        <w:tc>
+          <w:tcPr>
+            <w:tcW w:type="dxa" w:w="1531"/>
+          </w:tcPr>
+          <w:p>
+            <w:r>
+              <w:rPr>
+                <w:b/>
+                <w:i w:val="0"/>
+                <w:color w:val="16A34A"/>
+                <w:sz w:val="16"/>
+              </w:rPr>
+              <w:t>s02q02__1, s02q15, s02q17, s03q16, s04q27, s04q43, s04q63, s05q11</w:t>
+            </w:r>
+          </w:p>
+        </w:tc>
+        <w:tc>
+          <w:tcPr>
+            <w:tcW w:type="dxa" w:w="1191"/>
+          </w:tcPr>
+          <w:p>
+            <w:r>
+              <w:rPr>
+                <w:b w:val="0"/>
+                <w:i w:val="0"/>
+                <w:color w:val="64748B"/>
+                <w:sz w:val="16"/>
+              </w:rPr>
+              <w:t>GT-CQ</w:t>
+            </w:r>
+          </w:p>
+        </w:tc>
+        <w:tc>
+          <w:tcPr>
+            <w:tcW w:type="dxa" w:w="4706"/>
+          </w:tcPr>
+          <w:p>
+            <w:r>
+              <w:rPr>
+                <w:b w:val="0"/>
+                <w:i w:val="0"/>
+                <w:sz w:val="17"/>
+              </w:rPr>
+              <w:t>Le ménage envisage de vendre 1 Sac (100 Kg) de Mil à 250 FCFA qui semble incoherent, prière de corriger cette incoherenceLe prix de vente d'un kg de Mil est de 230000 FCFA qui semble élevé, prière de verifier le montant tiré de la vente (460000 FCFA) de Mil auprès de l'enquêté ou confirmer.</w:t>
+            </w:r>
+          </w:p>
+        </w:tc>
+      </w:tr>
+      <w:tr>
+        <w:tc>
+          <w:tcPr>
+            <w:tcW w:type="dxa" w:w="964"/>
+          </w:tcPr>
+          <w:p>
+            <w:r>
+              <w:rPr>
+                <w:b/>
+                <w:i w:val="0"/>
+                <w:color w:val="EA580C"/>
+                <w:sz w:val="16"/>
+              </w:rPr>
+              <w:t>Moyenne</w:t>
+            </w:r>
+          </w:p>
+        </w:tc>
+        <w:tc>
+          <w:tcPr>
+            <w:tcW w:type="dxa" w:w="1247"/>
+          </w:tcPr>
+          <w:p>
+            <w:r>
+              <w:rPr>
+                <w:b/>
+                <w:i w:val="0"/>
+                <w:sz w:val="16"/>
+              </w:rPr>
+              <w:t>S00</w:t>
+              <w:br/>
+            </w:r>
+            <w:r>
+              <w:rPr>
+                <w:b w:val="0"/>
+                <w:i w:val="0"/>
+                <w:color w:val="64748B"/>
+                <w:sz w:val="14"/>
+              </w:rPr>
+              <w:t>Identification</w:t>
+            </w:r>
+          </w:p>
+        </w:tc>
+        <w:tc>
+          <w:tcPr>
+            <w:tcW w:type="dxa" w:w="1531"/>
+          </w:tcPr>
+          <w:p>
+            <w:r>
+              <w:rPr>
+                <w:b/>
+                <w:i w:val="0"/>
+                <w:color w:val="16A34A"/>
+                <w:sz w:val="16"/>
+              </w:rPr>
+              <w:t>s00q27</w:t>
+            </w:r>
+          </w:p>
+        </w:tc>
+        <w:tc>
+          <w:tcPr>
+            <w:tcW w:type="dxa" w:w="1191"/>
+          </w:tcPr>
+          <w:p>
+            <w:r>
+              <w:rPr>
+                <w:b w:val="0"/>
+                <w:i w:val="0"/>
+                <w:color w:val="64748B"/>
+                <w:sz w:val="16"/>
+              </w:rPr>
+              <w:t>GT-CQ</w:t>
+            </w:r>
+          </w:p>
+        </w:tc>
+        <w:tc>
+          <w:tcPr>
+            <w:tcW w:type="dxa" w:w="4706"/>
+          </w:tcPr>
+          <w:p>
+            <w:r>
+              <w:rPr>
+                <w:b w:val="0"/>
+                <w:i w:val="0"/>
+                <w:sz w:val="17"/>
+              </w:rPr>
+              <w:t>Vous avez declaré que le questionnaire est complètement fini mais le questionnaire est en statut partiel, prière de mettre le questionnaire en statut complet s'il est fini.</w:t>
+            </w:r>
+          </w:p>
+        </w:tc>
+      </w:tr>
+      <w:tr>
+        <w:tc>
+          <w:tcPr>
+            <w:tcW w:type="dxa" w:w="964"/>
+          </w:tcPr>
+          <w:p>
+            <w:r>
+              <w:rPr>
+                <w:b/>
+                <w:i w:val="0"/>
+                <w:color w:val="EA580C"/>
+                <w:sz w:val="16"/>
+              </w:rPr>
+              <w:t>Moyenne</w:t>
+            </w:r>
+          </w:p>
+        </w:tc>
+        <w:tc>
+          <w:tcPr>
+            <w:tcW w:type="dxa" w:w="1247"/>
+          </w:tcPr>
+          <w:p>
+            <w:r>
+              <w:rPr>
+                <w:b/>
+                <w:i w:val="0"/>
+                <w:sz w:val="16"/>
+              </w:rPr>
+              <w:t>S00</w:t>
+              <w:br/>
+            </w:r>
+            <w:r>
+              <w:rPr>
+                <w:b w:val="0"/>
+                <w:i w:val="0"/>
+                <w:color w:val="64748B"/>
+                <w:sz w:val="14"/>
+              </w:rPr>
+              <w:t>Identification</w:t>
+            </w:r>
+          </w:p>
+        </w:tc>
+        <w:tc>
+          <w:tcPr>
+            <w:tcW w:type="dxa" w:w="1531"/>
+          </w:tcPr>
+          <w:p>
+            <w:r>
+              <w:rPr>
+                <w:b/>
+                <w:i w:val="0"/>
+                <w:color w:val="16A34A"/>
+                <w:sz w:val="16"/>
+              </w:rPr>
+              <w:t>—</w:t>
+            </w:r>
+          </w:p>
+        </w:tc>
+        <w:tc>
+          <w:tcPr>
+            <w:tcW w:type="dxa" w:w="1191"/>
+          </w:tcPr>
+          <w:p>
+            <w:r>
+              <w:rPr>
+                <w:b w:val="0"/>
+                <w:i w:val="0"/>
+                <w:color w:val="64748B"/>
+                <w:sz w:val="16"/>
+              </w:rPr>
+              <w:t>GT-CQ</w:t>
+            </w:r>
+          </w:p>
+        </w:tc>
+        <w:tc>
+          <w:tcPr>
+            <w:tcW w:type="dxa" w:w="4706"/>
+          </w:tcPr>
+          <w:p>
+            <w:r>
+              <w:rPr>
+                <w:b w:val="0"/>
+                <w:i w:val="0"/>
+                <w:sz w:val="17"/>
+              </w:rPr>
+              <w:t>Il est obligatoire de prendre les coordonnées Gps avant d'administrer le questionnaire.</w:t>
+            </w:r>
+          </w:p>
+        </w:tc>
+      </w:tr>
+      <w:tr>
+        <w:tc>
+          <w:tcPr>
+            <w:tcW w:type="dxa" w:w="964"/>
+          </w:tcPr>
+          <w:p>
+            <w:r>
+              <w:rPr>
+                <w:b/>
+                <w:i w:val="0"/>
+                <w:color w:val="EA580C"/>
+                <w:sz w:val="16"/>
+              </w:rPr>
+              <w:t>Moyenne</w:t>
+            </w:r>
+          </w:p>
+        </w:tc>
+        <w:tc>
+          <w:tcPr>
+            <w:tcW w:type="dxa" w:w="1247"/>
+          </w:tcPr>
+          <w:p>
+            <w:r>
+              <w:rPr>
+                <w:b/>
+                <w:i w:val="0"/>
+                <w:sz w:val="16"/>
+              </w:rPr>
+              <w:t>S00</w:t>
+              <w:br/>
+            </w:r>
+            <w:r>
+              <w:rPr>
+                <w:b w:val="0"/>
+                <w:i w:val="0"/>
+                <w:color w:val="64748B"/>
+                <w:sz w:val="14"/>
+              </w:rPr>
+              <w:t>Identification</w:t>
+            </w:r>
+          </w:p>
+        </w:tc>
+        <w:tc>
+          <w:tcPr>
+            <w:tcW w:type="dxa" w:w="1531"/>
+          </w:tcPr>
+          <w:p>
+            <w:r>
+              <w:rPr>
+                <w:b/>
+                <w:i w:val="0"/>
+                <w:color w:val="16A34A"/>
+                <w:sz w:val="16"/>
+              </w:rPr>
+              <w:t>—</w:t>
+            </w:r>
+          </w:p>
+        </w:tc>
+        <w:tc>
+          <w:tcPr>
+            <w:tcW w:type="dxa" w:w="1191"/>
+          </w:tcPr>
+          <w:p>
+            <w:r>
+              <w:rPr>
+                <w:b w:val="0"/>
+                <w:i w:val="0"/>
+                <w:color w:val="64748B"/>
+                <w:sz w:val="16"/>
+              </w:rPr>
+              <w:t>GT-CQ</w:t>
+            </w:r>
+          </w:p>
+        </w:tc>
+        <w:tc>
+          <w:tcPr>
+            <w:tcW w:type="dxa" w:w="4706"/>
+          </w:tcPr>
+          <w:p>
+            <w:r>
+              <w:rPr>
+                <w:b w:val="0"/>
+                <w:i w:val="0"/>
+                <w:sz w:val="17"/>
+              </w:rPr>
+              <w:t>Prière de prendre les coordonnées GPS.</w:t>
+            </w:r>
+          </w:p>
+        </w:tc>
+      </w:tr>
+      <w:tr>
+        <w:tc>
+          <w:tcPr>
+            <w:tcW w:type="dxa" w:w="964"/>
+          </w:tcPr>
+          <w:p>
+            <w:r>
+              <w:rPr>
+                <w:b/>
+                <w:i w:val="0"/>
+                <w:color w:val="EA580C"/>
+                <w:sz w:val="16"/>
+              </w:rPr>
+              <w:t>Moyenne</w:t>
+            </w:r>
+          </w:p>
+        </w:tc>
+        <w:tc>
+          <w:tcPr>
+            <w:tcW w:type="dxa" w:w="1247"/>
+          </w:tcPr>
+          <w:p>
+            <w:r>
+              <w:rPr>
+                <w:b/>
+                <w:i w:val="0"/>
+                <w:sz w:val="16"/>
+              </w:rPr>
+              <w:t>S00</w:t>
+              <w:br/>
+            </w:r>
+            <w:r>
+              <w:rPr>
+                <w:b w:val="0"/>
+                <w:i w:val="0"/>
+                <w:color w:val="64748B"/>
+                <w:sz w:val="14"/>
+              </w:rPr>
+              <w:t>Identification</w:t>
+            </w:r>
+          </w:p>
+        </w:tc>
+        <w:tc>
+          <w:tcPr>
+            <w:tcW w:type="dxa" w:w="1531"/>
+          </w:tcPr>
+          <w:p>
+            <w:r>
+              <w:rPr>
+                <w:b/>
+                <w:i w:val="0"/>
+                <w:color w:val="16A34A"/>
+                <w:sz w:val="16"/>
+              </w:rPr>
+              <w:t>—</w:t>
+            </w:r>
+          </w:p>
+        </w:tc>
+        <w:tc>
+          <w:tcPr>
+            <w:tcW w:type="dxa" w:w="1191"/>
+          </w:tcPr>
+          <w:p>
+            <w:r>
+              <w:rPr>
+                <w:b w:val="0"/>
+                <w:i w:val="0"/>
+                <w:color w:val="64748B"/>
+                <w:sz w:val="16"/>
+              </w:rPr>
+              <w:t>GT-CQ</w:t>
+            </w:r>
+          </w:p>
+        </w:tc>
+        <w:tc>
+          <w:tcPr>
+            <w:tcW w:type="dxa" w:w="4706"/>
+          </w:tcPr>
+          <w:p>
+            <w:r>
+              <w:rPr>
+                <w:b w:val="0"/>
+                <w:i w:val="0"/>
+                <w:sz w:val="17"/>
+              </w:rPr>
+              <w:t>L'adresse ou la localisation du ménage doit être bien renseignée, ne doit pas contenir des numéros de téléphone et elle semble courte pour être une adresse.</w:t>
+            </w:r>
+          </w:p>
+        </w:tc>
+      </w:tr>
+      <w:tr>
+        <w:tc>
+          <w:tcPr>
+            <w:tcW w:type="dxa" w:w="964"/>
+          </w:tcPr>
+          <w:p>
+            <w:r>
+              <w:rPr>
+                <w:b/>
+                <w:i w:val="0"/>
+                <w:color w:val="EA580C"/>
+                <w:sz w:val="16"/>
+              </w:rPr>
+              <w:t>Moyenne</w:t>
+            </w:r>
+          </w:p>
+        </w:tc>
+        <w:tc>
+          <w:tcPr>
+            <w:tcW w:type="dxa" w:w="1247"/>
+          </w:tcPr>
+          <w:p>
+            <w:r>
+              <w:rPr>
+                <w:b/>
+                <w:i w:val="0"/>
+                <w:sz w:val="16"/>
+              </w:rPr>
+              <w:t>S00</w:t>
+              <w:br/>
+            </w:r>
+            <w:r>
+              <w:rPr>
+                <w:b w:val="0"/>
+                <w:i w:val="0"/>
+                <w:color w:val="64748B"/>
+                <w:sz w:val="14"/>
+              </w:rPr>
+              <w:t>Identification</w:t>
+            </w:r>
+          </w:p>
+        </w:tc>
+        <w:tc>
+          <w:tcPr>
+            <w:tcW w:type="dxa" w:w="1531"/>
+          </w:tcPr>
+          <w:p>
+            <w:r>
+              <w:rPr>
+                <w:b/>
+                <w:i w:val="0"/>
+                <w:color w:val="16A34A"/>
+                <w:sz w:val="16"/>
+              </w:rPr>
+              <w:t>—</w:t>
+            </w:r>
+          </w:p>
+        </w:tc>
+        <w:tc>
+          <w:tcPr>
+            <w:tcW w:type="dxa" w:w="1191"/>
+          </w:tcPr>
+          <w:p>
+            <w:r>
+              <w:rPr>
+                <w:b w:val="0"/>
+                <w:i w:val="0"/>
+                <w:color w:val="64748B"/>
+                <w:sz w:val="16"/>
+              </w:rPr>
+              <w:t>GT-CQ</w:t>
+            </w:r>
+          </w:p>
+        </w:tc>
+        <w:tc>
+          <w:tcPr>
+            <w:tcW w:type="dxa" w:w="4706"/>
+          </w:tcPr>
+          <w:p>
+            <w:r>
+              <w:rPr>
+                <w:b w:val="0"/>
+                <w:i w:val="0"/>
+                <w:sz w:val="17"/>
+              </w:rPr>
+              <w:t>Prière de renseigner la bonne adresse.Attention! Il manque des informations non renseignées dans la section 0, prière de regarder toutes les autres informations dans l'identification du ménage (IDENTIFICATION ET RENSEIGNEMENTS DE CONTROLE) ou dans OBSERVATIONS pour pouvoir renseigné toutes les questions liées au ménage.</w:t>
+            </w:r>
+          </w:p>
+        </w:tc>
+      </w:tr>
+      <w:tr>
+        <w:tc>
+          <w:tcPr>
+            <w:tcW w:type="dxa" w:w="964"/>
+          </w:tcPr>
+          <w:p>
+            <w:r>
+              <w:rPr>
+                <w:b/>
+                <w:i w:val="0"/>
+                <w:color w:val="EA580C"/>
+                <w:sz w:val="16"/>
+              </w:rPr>
+              <w:t>Moyenne</w:t>
+            </w:r>
+          </w:p>
+        </w:tc>
+        <w:tc>
+          <w:tcPr>
+            <w:tcW w:type="dxa" w:w="1247"/>
+          </w:tcPr>
+          <w:p>
+            <w:r>
+              <w:rPr>
+                <w:b/>
+                <w:i w:val="0"/>
+                <w:sz w:val="16"/>
+              </w:rPr>
+              <w:t>S00</w:t>
+              <w:br/>
+            </w:r>
+            <w:r>
+              <w:rPr>
+                <w:b w:val="0"/>
+                <w:i w:val="0"/>
+                <w:color w:val="64748B"/>
+                <w:sz w:val="14"/>
+              </w:rPr>
+              <w:t>Identification</w:t>
+            </w:r>
+          </w:p>
+        </w:tc>
+        <w:tc>
+          <w:tcPr>
+            <w:tcW w:type="dxa" w:w="1531"/>
+          </w:tcPr>
+          <w:p>
+            <w:r>
+              <w:rPr>
+                <w:b/>
+                <w:i w:val="0"/>
+                <w:color w:val="16A34A"/>
+                <w:sz w:val="16"/>
+              </w:rPr>
+              <w:t>s00q12a, s00q12b</w:t>
+            </w:r>
+          </w:p>
+        </w:tc>
+        <w:tc>
+          <w:tcPr>
+            <w:tcW w:type="dxa" w:w="1191"/>
+          </w:tcPr>
+          <w:p>
+            <w:r>
+              <w:rPr>
+                <w:b w:val="0"/>
+                <w:i w:val="0"/>
+                <w:color w:val="64748B"/>
+                <w:sz w:val="16"/>
+              </w:rPr>
+              <w:t>GT-CQ</w:t>
+            </w:r>
+          </w:p>
+        </w:tc>
+        <w:tc>
+          <w:tcPr>
+            <w:tcW w:type="dxa" w:w="4706"/>
+          </w:tcPr>
+          <w:p>
+            <w:r>
+              <w:rPr>
+                <w:b w:val="0"/>
+                <w:i w:val="0"/>
+                <w:sz w:val="17"/>
+              </w:rPr>
+              <w:t>Attention! Veillez bien renseigner le deuxième numero du chef de ménage(0.12b).</w:t>
+            </w:r>
+          </w:p>
+        </w:tc>
+      </w:tr>
+      <w:tr>
+        <w:tc>
+          <w:tcPr>
+            <w:tcW w:type="dxa" w:w="964"/>
+          </w:tcPr>
+          <w:p>
+            <w:r>
+              <w:rPr>
+                <w:b/>
+                <w:i w:val="0"/>
+                <w:color w:val="EA580C"/>
+                <w:sz w:val="16"/>
+              </w:rPr>
+              <w:t>Moyenne</w:t>
+            </w:r>
+          </w:p>
+        </w:tc>
+        <w:tc>
+          <w:tcPr>
+            <w:tcW w:type="dxa" w:w="1247"/>
+          </w:tcPr>
+          <w:p>
+            <w:r>
+              <w:rPr>
+                <w:b/>
+                <w:i w:val="0"/>
+                <w:sz w:val="16"/>
+              </w:rPr>
+              <w:t>S01</w:t>
+              <w:br/>
+            </w:r>
+            <w:r>
+              <w:rPr>
+                <w:b w:val="0"/>
+                <w:i w:val="0"/>
+                <w:color w:val="64748B"/>
+                <w:sz w:val="14"/>
+              </w:rPr>
+              <w:t>Démographie</w:t>
+            </w:r>
+          </w:p>
+        </w:tc>
+        <w:tc>
+          <w:tcPr>
+            <w:tcW w:type="dxa" w:w="1531"/>
+          </w:tcPr>
+          <w:p>
+            <w:r>
+              <w:rPr>
+                <w:b/>
+                <w:i w:val="0"/>
+                <w:color w:val="16A34A"/>
+                <w:sz w:val="16"/>
+              </w:rPr>
+              <w:t>—</w:t>
+            </w:r>
+          </w:p>
+        </w:tc>
+        <w:tc>
+          <w:tcPr>
+            <w:tcW w:type="dxa" w:w="1191"/>
+          </w:tcPr>
+          <w:p>
+            <w:r>
+              <w:rPr>
+                <w:b w:val="0"/>
+                <w:i w:val="0"/>
+                <w:color w:val="64748B"/>
+                <w:sz w:val="16"/>
+              </w:rPr>
+              <w:t>GT-CQ</w:t>
+            </w:r>
+          </w:p>
+        </w:tc>
+        <w:tc>
+          <w:tcPr>
+            <w:tcW w:type="dxa" w:w="4706"/>
+          </w:tcPr>
+          <w:p>
+            <w:r>
+              <w:rPr>
+                <w:b w:val="0"/>
+                <w:i w:val="0"/>
+                <w:sz w:val="17"/>
+              </w:rPr>
+              <w:t>Prière de verifier l'information donnée par Thierno Diagne ou corriger au niveau de la section 1.</w:t>
+            </w:r>
+          </w:p>
+        </w:tc>
+      </w:tr>
+      <w:tr>
+        <w:tc>
+          <w:tcPr>
+            <w:tcW w:type="dxa" w:w="964"/>
+          </w:tcPr>
+          <w:p>
+            <w:r>
+              <w:rPr>
+                <w:b/>
+                <w:i w:val="0"/>
+                <w:color w:val="EA580C"/>
+                <w:sz w:val="16"/>
+              </w:rPr>
+              <w:t>Moyenne</w:t>
+            </w:r>
+          </w:p>
+        </w:tc>
+        <w:tc>
+          <w:tcPr>
+            <w:tcW w:type="dxa" w:w="1247"/>
+          </w:tcPr>
+          <w:p>
+            <w:r>
+              <w:rPr>
+                <w:b/>
+                <w:i w:val="0"/>
+                <w:sz w:val="16"/>
+              </w:rPr>
+              <w:t>S01</w:t>
+              <w:br/>
+            </w:r>
+            <w:r>
+              <w:rPr>
+                <w:b w:val="0"/>
+                <w:i w:val="0"/>
+                <w:color w:val="64748B"/>
+                <w:sz w:val="14"/>
+              </w:rPr>
+              <w:t>Démographie</w:t>
+            </w:r>
+          </w:p>
+        </w:tc>
+        <w:tc>
+          <w:tcPr>
+            <w:tcW w:type="dxa" w:w="1531"/>
+          </w:tcPr>
+          <w:p>
+            <w:r>
+              <w:rPr>
+                <w:b/>
+                <w:i w:val="0"/>
+                <w:color w:val="16A34A"/>
+                <w:sz w:val="16"/>
+              </w:rPr>
+              <w:t>s01q10_1</w:t>
+            </w:r>
+          </w:p>
+        </w:tc>
+        <w:tc>
+          <w:tcPr>
+            <w:tcW w:type="dxa" w:w="1191"/>
+          </w:tcPr>
+          <w:p>
+            <w:r>
+              <w:rPr>
+                <w:b w:val="0"/>
+                <w:i w:val="0"/>
+                <w:color w:val="64748B"/>
+                <w:sz w:val="16"/>
+              </w:rPr>
+              <w:t>GT-CQ</w:t>
+            </w:r>
+          </w:p>
+        </w:tc>
+        <w:tc>
+          <w:tcPr>
+            <w:tcW w:type="dxa" w:w="4706"/>
+          </w:tcPr>
+          <w:p>
+            <w:r>
+              <w:rPr>
+                <w:b w:val="0"/>
+                <w:i w:val="0"/>
+                <w:sz w:val="17"/>
+              </w:rPr>
+              <w:t>La taille du ménage lors de l'enquête principale (12) de ce ménage est inférieur à la taille du denombrement (14), prière de fournir des explications concrètes ou aller revisiter le ménage.</w:t>
+            </w:r>
+          </w:p>
+        </w:tc>
+      </w:tr>
+      <w:tr>
+        <w:tc>
+          <w:tcPr>
+            <w:tcW w:type="dxa" w:w="964"/>
+          </w:tcPr>
+          <w:p>
+            <w:r>
+              <w:rPr>
+                <w:b/>
+                <w:i w:val="0"/>
+                <w:color w:val="EA580C"/>
+                <w:sz w:val="16"/>
+              </w:rPr>
+              <w:t>Moyenne</w:t>
+            </w:r>
+          </w:p>
+        </w:tc>
+        <w:tc>
+          <w:tcPr>
+            <w:tcW w:type="dxa" w:w="1247"/>
+          </w:tcPr>
+          <w:p>
+            <w:r>
+              <w:rPr>
+                <w:b/>
+                <w:i w:val="0"/>
+                <w:sz w:val="16"/>
+              </w:rPr>
               <w:t>S02</w:t>
               <w:br/>
             </w:r>
@@ -904,7 +1894,7 @@
                 <w:color w:val="16A34A"/>
                 <w:sz w:val="16"/>
               </w:rPr>
-              <w:t>s01q00b, s02q17_2, s02q15_2</w:t>
+              <w:t>—</w:t>
             </w:r>
           </w:p>
         </w:tc>
@@ -935,7 +1925,7 @@
                 <w:i w:val="0"/>
                 <w:sz w:val="17"/>
               </w:rPr>
-              <w:t>Incohérence!! Arame Diagne fréquente 3ème année de Primaire mais ne paie ni la scolarité ni la cotisation, prière de corriger ou fournir une explication à cela.</w:t>
+              <w:t>Attention!!! le montant payé pour les frais de scolarité ( 6000 FCFA) de Aïssatou Diagne  qui fréquente 2ème année de Primaire semble faible.</w:t>
             </w:r>
           </w:p>
         </w:tc>
@@ -950,10 +1940,10 @@
               <w:rPr>
                 <w:b/>
                 <w:i w:val="0"/>
-                <w:color w:val="DC2626"/>
-                <w:sz w:val="16"/>
-              </w:rPr>
-              <w:t>Haute</w:t>
+                <w:color w:val="EA580C"/>
+                <w:sz w:val="16"/>
+              </w:rPr>
+              <w:t>Moyenne</w:t>
             </w:r>
           </w:p>
         </w:tc>
@@ -994,7 +1984,7 @@
                 <w:color w:val="16A34A"/>
                 <w:sz w:val="16"/>
               </w:rPr>
-              <w:t>s01q00b, s02q17_2, s02q15_2</w:t>
+              <w:t>—</w:t>
             </w:r>
           </w:p>
         </w:tc>
@@ -1025,1537 +2015,7 @@
                 <w:i w:val="0"/>
                 <w:sz w:val="17"/>
               </w:rPr>
-              <w:t>Incohérence!! Elhadji sall fréquente 4ème année de Primaire mais ne paie ni la scolarité ni la cotisation, prière de corriger ou fournir une explication à cela.</w:t>
-            </w:r>
-          </w:p>
-        </w:tc>
-      </w:tr>
-      <w:tr>
-        <w:tc>
-          <w:tcPr>
-            <w:tcW w:type="dxa" w:w="964"/>
-          </w:tcPr>
-          <w:p>
-            <w:r>
-              <w:rPr>
-                <w:b/>
-                <w:i w:val="0"/>
-                <w:color w:val="DC2626"/>
-                <w:sz w:val="16"/>
-              </w:rPr>
-              <w:t>Haute</w:t>
-            </w:r>
-          </w:p>
-        </w:tc>
-        <w:tc>
-          <w:tcPr>
-            <w:tcW w:type="dxa" w:w="1247"/>
-          </w:tcPr>
-          <w:p>
-            <w:r>
-              <w:rPr>
-                <w:b/>
-                <w:i w:val="0"/>
-                <w:sz w:val="16"/>
-              </w:rPr>
-              <w:t>S07</w:t>
-              <w:br/>
-            </w:r>
-            <w:r>
-              <w:rPr>
-                <w:b w:val="0"/>
-                <w:i w:val="0"/>
-                <w:color w:val="64748B"/>
-                <w:sz w:val="14"/>
-              </w:rPr>
-              <w:t>Consommation alimentaire</w:t>
-            </w:r>
-          </w:p>
-        </w:tc>
-        <w:tc>
-          <w:tcPr>
-            <w:tcW w:type="dxa" w:w="1531"/>
-          </w:tcPr>
-          <w:p>
-            <w:r>
-              <w:rPr>
-                <w:b/>
-                <w:i w:val="0"/>
-                <w:color w:val="16A34A"/>
-                <w:sz w:val="16"/>
-              </w:rPr>
-              <w:t>s00q27, s01q00a, s01q12, s01q13, s02q04, s03q11, s03q12, s01q01</w:t>
-            </w:r>
-          </w:p>
-        </w:tc>
-        <w:tc>
-          <w:tcPr>
-            <w:tcW w:type="dxa" w:w="1191"/>
-          </w:tcPr>
-          <w:p>
-            <w:r>
-              <w:rPr>
-                <w:b w:val="0"/>
-                <w:i w:val="0"/>
-                <w:color w:val="64748B"/>
-                <w:sz w:val="16"/>
-              </w:rPr>
-              <w:t>GT-CQ</w:t>
-            </w:r>
-          </w:p>
-        </w:tc>
-        <w:tc>
-          <w:tcPr>
-            <w:tcW w:type="dxa" w:w="4706"/>
-          </w:tcPr>
-          <w:p>
-            <w:r>
-              <w:rPr>
-                <w:b w:val="0"/>
-                <w:i w:val="0"/>
-                <w:sz w:val="17"/>
-              </w:rPr>
-              <w:t>Avertissement!!! Le ménage a consommé 49 Cuillère de Petit de Sel  ce qui semble incoherent pour une consommation aucours des 7 derniers jours, prière de verifier et corriger.</w:t>
-            </w:r>
-          </w:p>
-        </w:tc>
-      </w:tr>
-      <w:tr>
-        <w:tc>
-          <w:tcPr>
-            <w:tcW w:type="dxa" w:w="964"/>
-          </w:tcPr>
-          <w:p>
-            <w:r>
-              <w:rPr>
-                <w:b/>
-                <w:i w:val="0"/>
-                <w:color w:val="DC2626"/>
-                <w:sz w:val="16"/>
-              </w:rPr>
-              <w:t>Haute</w:t>
-            </w:r>
-          </w:p>
-        </w:tc>
-        <w:tc>
-          <w:tcPr>
-            <w:tcW w:type="dxa" w:w="1247"/>
-          </w:tcPr>
-          <w:p>
-            <w:r>
-              <w:rPr>
-                <w:b/>
-                <w:i w:val="0"/>
-                <w:sz w:val="16"/>
-              </w:rPr>
-              <w:t>S16</w:t>
-              <w:br/>
-            </w:r>
-            <w:r>
-              <w:rPr>
-                <w:b w:val="0"/>
-                <w:i w:val="0"/>
-                <w:color w:val="64748B"/>
-                <w:sz w:val="14"/>
-              </w:rPr>
-              <w:t>Agriculture</w:t>
-            </w:r>
-          </w:p>
-        </w:tc>
-        <w:tc>
-          <w:tcPr>
-            <w:tcW w:type="dxa" w:w="1531"/>
-          </w:tcPr>
-          <w:p>
-            <w:r>
-              <w:rPr>
-                <w:b/>
-                <w:i w:val="0"/>
-                <w:color w:val="16A34A"/>
-                <w:sz w:val="16"/>
-              </w:rPr>
-              <w:t>s02q02__1, s02q15, s02q17, s03q16, s04q27, s04q43, s04q63, s05q11</w:t>
-            </w:r>
-          </w:p>
-        </w:tc>
-        <w:tc>
-          <w:tcPr>
-            <w:tcW w:type="dxa" w:w="1191"/>
-          </w:tcPr>
-          <w:p>
-            <w:r>
-              <w:rPr>
-                <w:b w:val="0"/>
-                <w:i w:val="0"/>
-                <w:color w:val="64748B"/>
-                <w:sz w:val="16"/>
-              </w:rPr>
-              <w:t>GT-CQ</w:t>
-            </w:r>
-          </w:p>
-        </w:tc>
-        <w:tc>
-          <w:tcPr>
-            <w:tcW w:type="dxa" w:w="4706"/>
-          </w:tcPr>
-          <w:p>
-            <w:r>
-              <w:rPr>
-                <w:b w:val="0"/>
-                <w:i w:val="0"/>
-                <w:sz w:val="17"/>
-              </w:rPr>
-              <w:t>Le ménage envisage de vendre 1 Sac (100 Kg) de Maïs à 250 FCFA qui semble incoherent, prière de corriger cette incoherenceLe prix de vente d'un kg de Maïs est de 230000 FCFA qui semble élevé, prière de verifier le montant tiré de la vente (460000 FCFA) de Maïs auprès de l'enquêté ou confirmer.</w:t>
-            </w:r>
-          </w:p>
-        </w:tc>
-      </w:tr>
-      <w:tr>
-        <w:tc>
-          <w:tcPr>
-            <w:tcW w:type="dxa" w:w="964"/>
-          </w:tcPr>
-          <w:p>
-            <w:r>
-              <w:rPr>
-                <w:b/>
-                <w:i w:val="0"/>
-                <w:color w:val="DC2626"/>
-                <w:sz w:val="16"/>
-              </w:rPr>
-              <w:t>Haute</w:t>
-            </w:r>
-          </w:p>
-        </w:tc>
-        <w:tc>
-          <w:tcPr>
-            <w:tcW w:type="dxa" w:w="1247"/>
-          </w:tcPr>
-          <w:p>
-            <w:r>
-              <w:rPr>
-                <w:b/>
-                <w:i w:val="0"/>
-                <w:sz w:val="16"/>
-              </w:rPr>
-              <w:t>S16</w:t>
-              <w:br/>
-            </w:r>
-            <w:r>
-              <w:rPr>
-                <w:b w:val="0"/>
-                <w:i w:val="0"/>
-                <w:color w:val="64748B"/>
-                <w:sz w:val="14"/>
-              </w:rPr>
-              <w:t>Agriculture</w:t>
-            </w:r>
-          </w:p>
-        </w:tc>
-        <w:tc>
-          <w:tcPr>
-            <w:tcW w:type="dxa" w:w="1531"/>
-          </w:tcPr>
-          <w:p>
-            <w:r>
-              <w:rPr>
-                <w:b/>
-                <w:i w:val="0"/>
-                <w:color w:val="16A34A"/>
-                <w:sz w:val="16"/>
-              </w:rPr>
-              <w:t>s02q02__1, s02q15, s02q17, s03q16, s04q27, s04q43, s04q63, s05q11</w:t>
-            </w:r>
-          </w:p>
-        </w:tc>
-        <w:tc>
-          <w:tcPr>
-            <w:tcW w:type="dxa" w:w="1191"/>
-          </w:tcPr>
-          <w:p>
-            <w:r>
-              <w:rPr>
-                <w:b w:val="0"/>
-                <w:i w:val="0"/>
-                <w:color w:val="64748B"/>
-                <w:sz w:val="16"/>
-              </w:rPr>
-              <w:t>GT-CQ</w:t>
-            </w:r>
-          </w:p>
-        </w:tc>
-        <w:tc>
-          <w:tcPr>
-            <w:tcW w:type="dxa" w:w="4706"/>
-          </w:tcPr>
-          <w:p>
-            <w:r>
-              <w:rPr>
-                <w:b w:val="0"/>
-                <w:i w:val="0"/>
-                <w:sz w:val="17"/>
-              </w:rPr>
-              <w:t>Le ménage envisage de vendre 1 Sac (100 Kg) de Mil à 250 FCFA qui semble incoherent, prière de corriger cette incoherenceLe prix de vente d'un kg de Mil est de 230000 FCFA qui semble élevé, prière de verifier le montant tiré de la vente (460000 FCFA) de Mil auprès de l'enquêté ou confirmer.</w:t>
-            </w:r>
-          </w:p>
-        </w:tc>
-      </w:tr>
-      <w:tr>
-        <w:tc>
-          <w:tcPr>
-            <w:tcW w:type="dxa" w:w="964"/>
-          </w:tcPr>
-          <w:p>
-            <w:r>
-              <w:rPr>
-                <w:b/>
-                <w:i w:val="0"/>
-                <w:color w:val="EA580C"/>
-                <w:sz w:val="16"/>
-              </w:rPr>
-              <w:t>Moyenne</w:t>
-            </w:r>
-          </w:p>
-        </w:tc>
-        <w:tc>
-          <w:tcPr>
-            <w:tcW w:type="dxa" w:w="1247"/>
-          </w:tcPr>
-          <w:p>
-            <w:r>
-              <w:rPr>
-                <w:b/>
-                <w:i w:val="0"/>
-                <w:sz w:val="16"/>
-              </w:rPr>
-              <w:t>S00</w:t>
-              <w:br/>
-            </w:r>
-            <w:r>
-              <w:rPr>
-                <w:b w:val="0"/>
-                <w:i w:val="0"/>
-                <w:color w:val="64748B"/>
-                <w:sz w:val="14"/>
-              </w:rPr>
-              <w:t>Identification</w:t>
-            </w:r>
-          </w:p>
-        </w:tc>
-        <w:tc>
-          <w:tcPr>
-            <w:tcW w:type="dxa" w:w="1531"/>
-          </w:tcPr>
-          <w:p>
-            <w:r>
-              <w:rPr>
-                <w:b/>
-                <w:i w:val="0"/>
-                <w:color w:val="16A34A"/>
-                <w:sz w:val="16"/>
-              </w:rPr>
-              <w:t>s00q27</w:t>
-            </w:r>
-          </w:p>
-        </w:tc>
-        <w:tc>
-          <w:tcPr>
-            <w:tcW w:type="dxa" w:w="1191"/>
-          </w:tcPr>
-          <w:p>
-            <w:r>
-              <w:rPr>
-                <w:b w:val="0"/>
-                <w:i w:val="0"/>
-                <w:color w:val="64748B"/>
-                <w:sz w:val="16"/>
-              </w:rPr>
-              <w:t>GT-CQ</w:t>
-            </w:r>
-          </w:p>
-        </w:tc>
-        <w:tc>
-          <w:tcPr>
-            <w:tcW w:type="dxa" w:w="4706"/>
-          </w:tcPr>
-          <w:p>
-            <w:r>
-              <w:rPr>
-                <w:b w:val="0"/>
-                <w:i w:val="0"/>
-                <w:sz w:val="17"/>
-              </w:rPr>
-              <w:t>Vous avez declaré que le questionnaire est complètement fini mais le questionnaire est en statut partiel, prière de mettre le questionnaire en statut complet s'il est fini.</w:t>
-            </w:r>
-          </w:p>
-        </w:tc>
-      </w:tr>
-      <w:tr>
-        <w:tc>
-          <w:tcPr>
-            <w:tcW w:type="dxa" w:w="964"/>
-          </w:tcPr>
-          <w:p>
-            <w:r>
-              <w:rPr>
-                <w:b/>
-                <w:i w:val="0"/>
-                <w:color w:val="EA580C"/>
-                <w:sz w:val="16"/>
-              </w:rPr>
-              <w:t>Moyenne</w:t>
-            </w:r>
-          </w:p>
-        </w:tc>
-        <w:tc>
-          <w:tcPr>
-            <w:tcW w:type="dxa" w:w="1247"/>
-          </w:tcPr>
-          <w:p>
-            <w:r>
-              <w:rPr>
-                <w:b/>
-                <w:i w:val="0"/>
-                <w:sz w:val="16"/>
-              </w:rPr>
-              <w:t>S00</w:t>
-              <w:br/>
-            </w:r>
-            <w:r>
-              <w:rPr>
-                <w:b w:val="0"/>
-                <w:i w:val="0"/>
-                <w:color w:val="64748B"/>
-                <w:sz w:val="14"/>
-              </w:rPr>
-              <w:t>Identification</w:t>
-            </w:r>
-          </w:p>
-        </w:tc>
-        <w:tc>
-          <w:tcPr>
-            <w:tcW w:type="dxa" w:w="1531"/>
-          </w:tcPr>
-          <w:p>
-            <w:r>
-              <w:rPr>
-                <w:b/>
-                <w:i w:val="0"/>
-                <w:color w:val="16A34A"/>
-                <w:sz w:val="16"/>
-              </w:rPr>
-              <w:t>—</w:t>
-            </w:r>
-          </w:p>
-        </w:tc>
-        <w:tc>
-          <w:tcPr>
-            <w:tcW w:type="dxa" w:w="1191"/>
-          </w:tcPr>
-          <w:p>
-            <w:r>
-              <w:rPr>
-                <w:b w:val="0"/>
-                <w:i w:val="0"/>
-                <w:color w:val="64748B"/>
-                <w:sz w:val="16"/>
-              </w:rPr>
-              <w:t>GT-CQ</w:t>
-            </w:r>
-          </w:p>
-        </w:tc>
-        <w:tc>
-          <w:tcPr>
-            <w:tcW w:type="dxa" w:w="4706"/>
-          </w:tcPr>
-          <w:p>
-            <w:r>
-              <w:rPr>
-                <w:b w:val="0"/>
-                <w:i w:val="0"/>
-                <w:sz w:val="17"/>
-              </w:rPr>
-              <w:t>Il est obligatoire de prendre les coordonnées Gps avant d'administrer le questionnaire.</w:t>
-            </w:r>
-          </w:p>
-        </w:tc>
-      </w:tr>
-      <w:tr>
-        <w:tc>
-          <w:tcPr>
-            <w:tcW w:type="dxa" w:w="964"/>
-          </w:tcPr>
-          <w:p>
-            <w:r>
-              <w:rPr>
-                <w:b/>
-                <w:i w:val="0"/>
-                <w:color w:val="EA580C"/>
-                <w:sz w:val="16"/>
-              </w:rPr>
-              <w:t>Moyenne</w:t>
-            </w:r>
-          </w:p>
-        </w:tc>
-        <w:tc>
-          <w:tcPr>
-            <w:tcW w:type="dxa" w:w="1247"/>
-          </w:tcPr>
-          <w:p>
-            <w:r>
-              <w:rPr>
-                <w:b/>
-                <w:i w:val="0"/>
-                <w:sz w:val="16"/>
-              </w:rPr>
-              <w:t>S00</w:t>
-              <w:br/>
-            </w:r>
-            <w:r>
-              <w:rPr>
-                <w:b w:val="0"/>
-                <w:i w:val="0"/>
-                <w:color w:val="64748B"/>
-                <w:sz w:val="14"/>
-              </w:rPr>
-              <w:t>Identification</w:t>
-            </w:r>
-          </w:p>
-        </w:tc>
-        <w:tc>
-          <w:tcPr>
-            <w:tcW w:type="dxa" w:w="1531"/>
-          </w:tcPr>
-          <w:p>
-            <w:r>
-              <w:rPr>
-                <w:b/>
-                <w:i w:val="0"/>
-                <w:color w:val="16A34A"/>
-                <w:sz w:val="16"/>
-              </w:rPr>
-              <w:t>—</w:t>
-            </w:r>
-          </w:p>
-        </w:tc>
-        <w:tc>
-          <w:tcPr>
-            <w:tcW w:type="dxa" w:w="1191"/>
-          </w:tcPr>
-          <w:p>
-            <w:r>
-              <w:rPr>
-                <w:b w:val="0"/>
-                <w:i w:val="0"/>
-                <w:color w:val="64748B"/>
-                <w:sz w:val="16"/>
-              </w:rPr>
-              <w:t>GT-CQ</w:t>
-            </w:r>
-          </w:p>
-        </w:tc>
-        <w:tc>
-          <w:tcPr>
-            <w:tcW w:type="dxa" w:w="4706"/>
-          </w:tcPr>
-          <w:p>
-            <w:r>
-              <w:rPr>
-                <w:b w:val="0"/>
-                <w:i w:val="0"/>
-                <w:sz w:val="17"/>
-              </w:rPr>
-              <w:t>Prière de prendre les coordonnées GPS.</w:t>
-            </w:r>
-          </w:p>
-        </w:tc>
-      </w:tr>
-      <w:tr>
-        <w:tc>
-          <w:tcPr>
-            <w:tcW w:type="dxa" w:w="964"/>
-          </w:tcPr>
-          <w:p>
-            <w:r>
-              <w:rPr>
-                <w:b/>
-                <w:i w:val="0"/>
-                <w:color w:val="EA580C"/>
-                <w:sz w:val="16"/>
-              </w:rPr>
-              <w:t>Moyenne</w:t>
-            </w:r>
-          </w:p>
-        </w:tc>
-        <w:tc>
-          <w:tcPr>
-            <w:tcW w:type="dxa" w:w="1247"/>
-          </w:tcPr>
-          <w:p>
-            <w:r>
-              <w:rPr>
-                <w:b/>
-                <w:i w:val="0"/>
-                <w:sz w:val="16"/>
-              </w:rPr>
-              <w:t>S00</w:t>
-              <w:br/>
-            </w:r>
-            <w:r>
-              <w:rPr>
-                <w:b w:val="0"/>
-                <w:i w:val="0"/>
-                <w:color w:val="64748B"/>
-                <w:sz w:val="14"/>
-              </w:rPr>
-              <w:t>Identification</w:t>
-            </w:r>
-          </w:p>
-        </w:tc>
-        <w:tc>
-          <w:tcPr>
-            <w:tcW w:type="dxa" w:w="1531"/>
-          </w:tcPr>
-          <w:p>
-            <w:r>
-              <w:rPr>
-                <w:b/>
-                <w:i w:val="0"/>
-                <w:color w:val="16A34A"/>
-                <w:sz w:val="16"/>
-              </w:rPr>
-              <w:t>—</w:t>
-            </w:r>
-          </w:p>
-        </w:tc>
-        <w:tc>
-          <w:tcPr>
-            <w:tcW w:type="dxa" w:w="1191"/>
-          </w:tcPr>
-          <w:p>
-            <w:r>
-              <w:rPr>
-                <w:b w:val="0"/>
-                <w:i w:val="0"/>
-                <w:color w:val="64748B"/>
-                <w:sz w:val="16"/>
-              </w:rPr>
-              <w:t>GT-CQ</w:t>
-            </w:r>
-          </w:p>
-        </w:tc>
-        <w:tc>
-          <w:tcPr>
-            <w:tcW w:type="dxa" w:w="4706"/>
-          </w:tcPr>
-          <w:p>
-            <w:r>
-              <w:rPr>
-                <w:b w:val="0"/>
-                <w:i w:val="0"/>
-                <w:sz w:val="17"/>
-              </w:rPr>
-              <w:t>L'adresse ou la localisation du ménage doit être bien renseignée, ne doit pas contenir des numéros de téléphone et elle semble courte pour être une adresse.</w:t>
-            </w:r>
-          </w:p>
-        </w:tc>
-      </w:tr>
-      <w:tr>
-        <w:tc>
-          <w:tcPr>
-            <w:tcW w:type="dxa" w:w="964"/>
-          </w:tcPr>
-          <w:p>
-            <w:r>
-              <w:rPr>
-                <w:b/>
-                <w:i w:val="0"/>
-                <w:color w:val="EA580C"/>
-                <w:sz w:val="16"/>
-              </w:rPr>
-              <w:t>Moyenne</w:t>
-            </w:r>
-          </w:p>
-        </w:tc>
-        <w:tc>
-          <w:tcPr>
-            <w:tcW w:type="dxa" w:w="1247"/>
-          </w:tcPr>
-          <w:p>
-            <w:r>
-              <w:rPr>
-                <w:b/>
-                <w:i w:val="0"/>
-                <w:sz w:val="16"/>
-              </w:rPr>
-              <w:t>S00</w:t>
-              <w:br/>
-            </w:r>
-            <w:r>
-              <w:rPr>
-                <w:b w:val="0"/>
-                <w:i w:val="0"/>
-                <w:color w:val="64748B"/>
-                <w:sz w:val="14"/>
-              </w:rPr>
-              <w:t>Identification</w:t>
-            </w:r>
-          </w:p>
-        </w:tc>
-        <w:tc>
-          <w:tcPr>
-            <w:tcW w:type="dxa" w:w="1531"/>
-          </w:tcPr>
-          <w:p>
-            <w:r>
-              <w:rPr>
-                <w:b/>
-                <w:i w:val="0"/>
-                <w:color w:val="16A34A"/>
-                <w:sz w:val="16"/>
-              </w:rPr>
-              <w:t>—</w:t>
-            </w:r>
-          </w:p>
-        </w:tc>
-        <w:tc>
-          <w:tcPr>
-            <w:tcW w:type="dxa" w:w="1191"/>
-          </w:tcPr>
-          <w:p>
-            <w:r>
-              <w:rPr>
-                <w:b w:val="0"/>
-                <w:i w:val="0"/>
-                <w:color w:val="64748B"/>
-                <w:sz w:val="16"/>
-              </w:rPr>
-              <w:t>GT-CQ</w:t>
-            </w:r>
-          </w:p>
-        </w:tc>
-        <w:tc>
-          <w:tcPr>
-            <w:tcW w:type="dxa" w:w="4706"/>
-          </w:tcPr>
-          <w:p>
-            <w:r>
-              <w:rPr>
-                <w:b w:val="0"/>
-                <w:i w:val="0"/>
-                <w:sz w:val="17"/>
-              </w:rPr>
-              <w:t>Prière de renseigner la bonne adresse.Attention! Il manque des informations non renseignées dans la section 0, prière de regarder toutes les autres informations dans l'identification du ménage (IDENTIFICATION ET RENSEIGNEMENTS DE CONTROLE) ou dans OBSERVATIONS pour pouvoir renseigné toutes les questions liées au ménage.</w:t>
-            </w:r>
-          </w:p>
-        </w:tc>
-      </w:tr>
-      <w:tr>
-        <w:tc>
-          <w:tcPr>
-            <w:tcW w:type="dxa" w:w="964"/>
-          </w:tcPr>
-          <w:p>
-            <w:r>
-              <w:rPr>
-                <w:b/>
-                <w:i w:val="0"/>
-                <w:color w:val="EA580C"/>
-                <w:sz w:val="16"/>
-              </w:rPr>
-              <w:t>Moyenne</w:t>
-            </w:r>
-          </w:p>
-        </w:tc>
-        <w:tc>
-          <w:tcPr>
-            <w:tcW w:type="dxa" w:w="1247"/>
-          </w:tcPr>
-          <w:p>
-            <w:r>
-              <w:rPr>
-                <w:b/>
-                <w:i w:val="0"/>
-                <w:sz w:val="16"/>
-              </w:rPr>
-              <w:t>S00</w:t>
-              <w:br/>
-            </w:r>
-            <w:r>
-              <w:rPr>
-                <w:b w:val="0"/>
-                <w:i w:val="0"/>
-                <w:color w:val="64748B"/>
-                <w:sz w:val="14"/>
-              </w:rPr>
-              <w:t>Identification</w:t>
-            </w:r>
-          </w:p>
-        </w:tc>
-        <w:tc>
-          <w:tcPr>
-            <w:tcW w:type="dxa" w:w="1531"/>
-          </w:tcPr>
-          <w:p>
-            <w:r>
-              <w:rPr>
-                <w:b/>
-                <w:i w:val="0"/>
-                <w:color w:val="16A34A"/>
-                <w:sz w:val="16"/>
-              </w:rPr>
-              <w:t>s00q12a, s00q12b</w:t>
-            </w:r>
-          </w:p>
-        </w:tc>
-        <w:tc>
-          <w:tcPr>
-            <w:tcW w:type="dxa" w:w="1191"/>
-          </w:tcPr>
-          <w:p>
-            <w:r>
-              <w:rPr>
-                <w:b w:val="0"/>
-                <w:i w:val="0"/>
-                <w:color w:val="64748B"/>
-                <w:sz w:val="16"/>
-              </w:rPr>
-              <w:t>GT-CQ</w:t>
-            </w:r>
-          </w:p>
-        </w:tc>
-        <w:tc>
-          <w:tcPr>
-            <w:tcW w:type="dxa" w:w="4706"/>
-          </w:tcPr>
-          <w:p>
-            <w:r>
-              <w:rPr>
-                <w:b w:val="0"/>
-                <w:i w:val="0"/>
-                <w:sz w:val="17"/>
-              </w:rPr>
-              <w:t>Attention! Veillez bien renseigner le deuxième numero du chef de ménage(0.12b).</w:t>
-            </w:r>
-          </w:p>
-        </w:tc>
-      </w:tr>
-      <w:tr>
-        <w:tc>
-          <w:tcPr>
-            <w:tcW w:type="dxa" w:w="964"/>
-          </w:tcPr>
-          <w:p>
-            <w:r>
-              <w:rPr>
-                <w:b/>
-                <w:i w:val="0"/>
-                <w:color w:val="EA580C"/>
-                <w:sz w:val="16"/>
-              </w:rPr>
-              <w:t>Moyenne</w:t>
-            </w:r>
-          </w:p>
-        </w:tc>
-        <w:tc>
-          <w:tcPr>
-            <w:tcW w:type="dxa" w:w="1247"/>
-          </w:tcPr>
-          <w:p>
-            <w:r>
-              <w:rPr>
-                <w:b/>
-                <w:i w:val="0"/>
-                <w:sz w:val="16"/>
-              </w:rPr>
-              <w:t>S01</w:t>
-              <w:br/>
-            </w:r>
-            <w:r>
-              <w:rPr>
-                <w:b w:val="0"/>
-                <w:i w:val="0"/>
-                <w:color w:val="64748B"/>
-                <w:sz w:val="14"/>
-              </w:rPr>
-              <w:t>Démographie</w:t>
-            </w:r>
-          </w:p>
-        </w:tc>
-        <w:tc>
-          <w:tcPr>
-            <w:tcW w:type="dxa" w:w="1531"/>
-          </w:tcPr>
-          <w:p>
-            <w:r>
-              <w:rPr>
-                <w:b/>
-                <w:i w:val="0"/>
-                <w:color w:val="16A34A"/>
-                <w:sz w:val="16"/>
-              </w:rPr>
-              <w:t>—</w:t>
-            </w:r>
-          </w:p>
-        </w:tc>
-        <w:tc>
-          <w:tcPr>
-            <w:tcW w:type="dxa" w:w="1191"/>
-          </w:tcPr>
-          <w:p>
-            <w:r>
-              <w:rPr>
-                <w:b w:val="0"/>
-                <w:i w:val="0"/>
-                <w:color w:val="64748B"/>
-                <w:sz w:val="16"/>
-              </w:rPr>
-              <w:t>GT-CQ</w:t>
-            </w:r>
-          </w:p>
-        </w:tc>
-        <w:tc>
-          <w:tcPr>
-            <w:tcW w:type="dxa" w:w="4706"/>
-          </w:tcPr>
-          <w:p>
-            <w:r>
-              <w:rPr>
-                <w:b w:val="0"/>
-                <w:i w:val="0"/>
-                <w:sz w:val="17"/>
-              </w:rPr>
-              <w:t>Prière de verifier l'information donnée par Thierno Diagne ou corriger au niveau de la section 1.</w:t>
-            </w:r>
-          </w:p>
-        </w:tc>
-      </w:tr>
-      <w:tr>
-        <w:tc>
-          <w:tcPr>
-            <w:tcW w:type="dxa" w:w="964"/>
-          </w:tcPr>
-          <w:p>
-            <w:r>
-              <w:rPr>
-                <w:b/>
-                <w:i w:val="0"/>
-                <w:color w:val="EA580C"/>
-                <w:sz w:val="16"/>
-              </w:rPr>
-              <w:t>Moyenne</w:t>
-            </w:r>
-          </w:p>
-        </w:tc>
-        <w:tc>
-          <w:tcPr>
-            <w:tcW w:type="dxa" w:w="1247"/>
-          </w:tcPr>
-          <w:p>
-            <w:r>
-              <w:rPr>
-                <w:b/>
-                <w:i w:val="0"/>
-                <w:sz w:val="16"/>
-              </w:rPr>
-              <w:t>S01</w:t>
-              <w:br/>
-            </w:r>
-            <w:r>
-              <w:rPr>
-                <w:b w:val="0"/>
-                <w:i w:val="0"/>
-                <w:color w:val="64748B"/>
-                <w:sz w:val="14"/>
-              </w:rPr>
-              <w:t>Démographie</w:t>
-            </w:r>
-          </w:p>
-        </w:tc>
-        <w:tc>
-          <w:tcPr>
-            <w:tcW w:type="dxa" w:w="1531"/>
-          </w:tcPr>
-          <w:p>
-            <w:r>
-              <w:rPr>
-                <w:b/>
-                <w:i w:val="0"/>
-                <w:color w:val="16A34A"/>
-                <w:sz w:val="16"/>
-              </w:rPr>
-              <w:t>s00q27, s01q03a, s01q03b, s01q03c, s01q00b</w:t>
-            </w:r>
-          </w:p>
-        </w:tc>
-        <w:tc>
-          <w:tcPr>
-            <w:tcW w:type="dxa" w:w="1191"/>
-          </w:tcPr>
-          <w:p>
-            <w:r>
-              <w:rPr>
-                <w:b w:val="0"/>
-                <w:i w:val="0"/>
-                <w:color w:val="64748B"/>
-                <w:sz w:val="16"/>
-              </w:rPr>
-              <w:t>GT-CQ</w:t>
-            </w:r>
-          </w:p>
-        </w:tc>
-        <w:tc>
-          <w:tcPr>
-            <w:tcW w:type="dxa" w:w="4706"/>
-          </w:tcPr>
-          <w:p>
-            <w:r>
-              <w:rPr>
-                <w:b w:val="0"/>
-                <w:i w:val="0"/>
-                <w:sz w:val="17"/>
-              </w:rPr>
-              <w:t>Les informations sur l'acte de naissance (ni Jours, ni mois et ni années) de  Elhadji sall  manquent, s'il vous plait pouvez-vous fournir d'effort pour avoir ces informations.</w:t>
-            </w:r>
-          </w:p>
-        </w:tc>
-      </w:tr>
-      <w:tr>
-        <w:tc>
-          <w:tcPr>
-            <w:tcW w:type="dxa" w:w="964"/>
-          </w:tcPr>
-          <w:p>
-            <w:r>
-              <w:rPr>
-                <w:b/>
-                <w:i w:val="0"/>
-                <w:color w:val="EA580C"/>
-                <w:sz w:val="16"/>
-              </w:rPr>
-              <w:t>Moyenne</w:t>
-            </w:r>
-          </w:p>
-        </w:tc>
-        <w:tc>
-          <w:tcPr>
-            <w:tcW w:type="dxa" w:w="1247"/>
-          </w:tcPr>
-          <w:p>
-            <w:r>
-              <w:rPr>
-                <w:b/>
-                <w:i w:val="0"/>
-                <w:sz w:val="16"/>
-              </w:rPr>
-              <w:t>S01</w:t>
-              <w:br/>
-            </w:r>
-            <w:r>
-              <w:rPr>
-                <w:b w:val="0"/>
-                <w:i w:val="0"/>
-                <w:color w:val="64748B"/>
-                <w:sz w:val="14"/>
-              </w:rPr>
-              <w:t>Démographie</w:t>
-            </w:r>
-          </w:p>
-        </w:tc>
-        <w:tc>
-          <w:tcPr>
-            <w:tcW w:type="dxa" w:w="1531"/>
-          </w:tcPr>
-          <w:p>
-            <w:r>
-              <w:rPr>
-                <w:b/>
-                <w:i w:val="0"/>
-                <w:color w:val="16A34A"/>
-                <w:sz w:val="16"/>
-              </w:rPr>
-              <w:t>s01q10_1</w:t>
-            </w:r>
-          </w:p>
-        </w:tc>
-        <w:tc>
-          <w:tcPr>
-            <w:tcW w:type="dxa" w:w="1191"/>
-          </w:tcPr>
-          <w:p>
-            <w:r>
-              <w:rPr>
-                <w:b w:val="0"/>
-                <w:i w:val="0"/>
-                <w:color w:val="64748B"/>
-                <w:sz w:val="16"/>
-              </w:rPr>
-              <w:t>GT-CQ</w:t>
-            </w:r>
-          </w:p>
-        </w:tc>
-        <w:tc>
-          <w:tcPr>
-            <w:tcW w:type="dxa" w:w="4706"/>
-          </w:tcPr>
-          <w:p>
-            <w:r>
-              <w:rPr>
-                <w:b w:val="0"/>
-                <w:i w:val="0"/>
-                <w:sz w:val="17"/>
-              </w:rPr>
-              <w:t>La taille du ménage lors de l'enquête principale (12) de ce ménage est inférieur à la taille du denombrement (14), prière de fournir des explications concrètes ou aller revisiter le ménage.</w:t>
-            </w:r>
-          </w:p>
-        </w:tc>
-      </w:tr>
-      <w:tr>
-        <w:tc>
-          <w:tcPr>
-            <w:tcW w:type="dxa" w:w="964"/>
-          </w:tcPr>
-          <w:p>
-            <w:r>
-              <w:rPr>
-                <w:b/>
-                <w:i w:val="0"/>
-                <w:color w:val="EA580C"/>
-                <w:sz w:val="16"/>
-              </w:rPr>
-              <w:t>Moyenne</w:t>
-            </w:r>
-          </w:p>
-        </w:tc>
-        <w:tc>
-          <w:tcPr>
-            <w:tcW w:type="dxa" w:w="1247"/>
-          </w:tcPr>
-          <w:p>
-            <w:r>
-              <w:rPr>
-                <w:b/>
-                <w:i w:val="0"/>
-                <w:sz w:val="16"/>
-              </w:rPr>
-              <w:t>S02</w:t>
-              <w:br/>
-            </w:r>
-            <w:r>
-              <w:rPr>
-                <w:b w:val="0"/>
-                <w:i w:val="0"/>
-                <w:color w:val="64748B"/>
-                <w:sz w:val="14"/>
-              </w:rPr>
-              <w:t>Éducation</w:t>
-            </w:r>
-          </w:p>
-        </w:tc>
-        <w:tc>
-          <w:tcPr>
-            <w:tcW w:type="dxa" w:w="1531"/>
-          </w:tcPr>
-          <w:p>
-            <w:r>
-              <w:rPr>
-                <w:b/>
-                <w:i w:val="0"/>
-                <w:color w:val="16A34A"/>
-                <w:sz w:val="16"/>
-              </w:rPr>
-              <w:t>—</w:t>
-            </w:r>
-          </w:p>
-        </w:tc>
-        <w:tc>
-          <w:tcPr>
-            <w:tcW w:type="dxa" w:w="1191"/>
-          </w:tcPr>
-          <w:p>
-            <w:r>
-              <w:rPr>
-                <w:b w:val="0"/>
-                <w:i w:val="0"/>
-                <w:color w:val="64748B"/>
-                <w:sz w:val="16"/>
-              </w:rPr>
-              <w:t>GT-CQ</w:t>
-            </w:r>
-          </w:p>
-        </w:tc>
-        <w:tc>
-          <w:tcPr>
-            <w:tcW w:type="dxa" w:w="4706"/>
-          </w:tcPr>
-          <w:p>
-            <w:r>
-              <w:rPr>
-                <w:b w:val="0"/>
-                <w:i w:val="0"/>
-                <w:sz w:val="17"/>
-              </w:rPr>
-              <w:t>veuillez, s'il vous plait, confirmer les frais de scolarité ( 8000 FCFA) payée de Ibra Diagne avec le QG ou apporter les corrections nécessaires.</w:t>
-            </w:r>
-          </w:p>
-        </w:tc>
-      </w:tr>
-      <w:tr>
-        <w:tc>
-          <w:tcPr>
-            <w:tcW w:type="dxa" w:w="964"/>
-          </w:tcPr>
-          <w:p>
-            <w:r>
-              <w:rPr>
-                <w:b/>
-                <w:i w:val="0"/>
-                <w:color w:val="EA580C"/>
-                <w:sz w:val="16"/>
-              </w:rPr>
-              <w:t>Moyenne</w:t>
-            </w:r>
-          </w:p>
-        </w:tc>
-        <w:tc>
-          <w:tcPr>
-            <w:tcW w:type="dxa" w:w="1247"/>
-          </w:tcPr>
-          <w:p>
-            <w:r>
-              <w:rPr>
-                <w:b/>
-                <w:i w:val="0"/>
-                <w:sz w:val="16"/>
-              </w:rPr>
-              <w:t>S02</w:t>
-              <w:br/>
-            </w:r>
-            <w:r>
-              <w:rPr>
-                <w:b w:val="0"/>
-                <w:i w:val="0"/>
-                <w:color w:val="64748B"/>
-                <w:sz w:val="14"/>
-              </w:rPr>
-              <w:t>Éducation</w:t>
-            </w:r>
-          </w:p>
-        </w:tc>
-        <w:tc>
-          <w:tcPr>
-            <w:tcW w:type="dxa" w:w="1531"/>
-          </w:tcPr>
-          <w:p>
-            <w:r>
-              <w:rPr>
-                <w:b/>
-                <w:i w:val="0"/>
-                <w:color w:val="16A34A"/>
-                <w:sz w:val="16"/>
-              </w:rPr>
-              <w:t>—</w:t>
-            </w:r>
-          </w:p>
-        </w:tc>
-        <w:tc>
-          <w:tcPr>
-            <w:tcW w:type="dxa" w:w="1191"/>
-          </w:tcPr>
-          <w:p>
-            <w:r>
-              <w:rPr>
-                <w:b w:val="0"/>
-                <w:i w:val="0"/>
-                <w:color w:val="64748B"/>
-                <w:sz w:val="16"/>
-              </w:rPr>
-              <w:t>GT-CQ</w:t>
-            </w:r>
-          </w:p>
-        </w:tc>
-        <w:tc>
-          <w:tcPr>
-            <w:tcW w:type="dxa" w:w="4706"/>
-          </w:tcPr>
-          <w:p>
-            <w:r>
-              <w:rPr>
-                <w:b w:val="0"/>
-                <w:i w:val="0"/>
-                <w:sz w:val="17"/>
-              </w:rPr>
-              <w:t>veuillez, s'il vous plait, confirmer les frais de scolarité ( 8000 FCFA) payée de mame khady Diagne avec le QG ou apporter les corrections nécessaires.</w:t>
-            </w:r>
-          </w:p>
-        </w:tc>
-      </w:tr>
-      <w:tr>
-        <w:tc>
-          <w:tcPr>
-            <w:tcW w:type="dxa" w:w="964"/>
-          </w:tcPr>
-          <w:p>
-            <w:r>
-              <w:rPr>
-                <w:b/>
-                <w:i w:val="0"/>
-                <w:color w:val="EA580C"/>
-                <w:sz w:val="16"/>
-              </w:rPr>
-              <w:t>Moyenne</w:t>
-            </w:r>
-          </w:p>
-        </w:tc>
-        <w:tc>
-          <w:tcPr>
-            <w:tcW w:type="dxa" w:w="1247"/>
-          </w:tcPr>
-          <w:p>
-            <w:r>
-              <w:rPr>
-                <w:b/>
-                <w:i w:val="0"/>
-                <w:sz w:val="16"/>
-              </w:rPr>
-              <w:t>S02</w:t>
-              <w:br/>
-            </w:r>
-            <w:r>
-              <w:rPr>
-                <w:b w:val="0"/>
-                <w:i w:val="0"/>
-                <w:color w:val="64748B"/>
-                <w:sz w:val="14"/>
-              </w:rPr>
-              <w:t>Éducation</w:t>
-            </w:r>
-          </w:p>
-        </w:tc>
-        <w:tc>
-          <w:tcPr>
-            <w:tcW w:type="dxa" w:w="1531"/>
-          </w:tcPr>
-          <w:p>
-            <w:r>
-              <w:rPr>
-                <w:b/>
-                <w:i w:val="0"/>
-                <w:color w:val="16A34A"/>
-                <w:sz w:val="16"/>
-              </w:rPr>
-              <w:t>—</w:t>
-            </w:r>
-          </w:p>
-        </w:tc>
-        <w:tc>
-          <w:tcPr>
-            <w:tcW w:type="dxa" w:w="1191"/>
-          </w:tcPr>
-          <w:p>
-            <w:r>
-              <w:rPr>
-                <w:b w:val="0"/>
-                <w:i w:val="0"/>
-                <w:color w:val="64748B"/>
-                <w:sz w:val="16"/>
-              </w:rPr>
-              <w:t>GT-CQ</w:t>
-            </w:r>
-          </w:p>
-        </w:tc>
-        <w:tc>
-          <w:tcPr>
-            <w:tcW w:type="dxa" w:w="4706"/>
-          </w:tcPr>
-          <w:p>
-            <w:r>
-              <w:rPr>
-                <w:b w:val="0"/>
-                <w:i w:val="0"/>
-                <w:sz w:val="17"/>
-              </w:rPr>
-              <w:t>Attention!!! le montant payé pour les frais de scolarité ( 6000 FCFA) de Aïssatou Diagne  qui fréquente 2ème année de Primaire semble faible.</w:t>
-            </w:r>
-          </w:p>
-        </w:tc>
-      </w:tr>
-      <w:tr>
-        <w:tc>
-          <w:tcPr>
-            <w:tcW w:type="dxa" w:w="964"/>
-          </w:tcPr>
-          <w:p>
-            <w:r>
-              <w:rPr>
-                <w:b/>
-                <w:i w:val="0"/>
-                <w:color w:val="EA580C"/>
-                <w:sz w:val="16"/>
-              </w:rPr>
-              <w:t>Moyenne</w:t>
-            </w:r>
-          </w:p>
-        </w:tc>
-        <w:tc>
-          <w:tcPr>
-            <w:tcW w:type="dxa" w:w="1247"/>
-          </w:tcPr>
-          <w:p>
-            <w:r>
-              <w:rPr>
-                <w:b/>
-                <w:i w:val="0"/>
-                <w:sz w:val="16"/>
-              </w:rPr>
-              <w:t>S02</w:t>
-              <w:br/>
-            </w:r>
-            <w:r>
-              <w:rPr>
-                <w:b w:val="0"/>
-                <w:i w:val="0"/>
-                <w:color w:val="64748B"/>
-                <w:sz w:val="14"/>
-              </w:rPr>
-              <w:t>Éducation</w:t>
-            </w:r>
-          </w:p>
-        </w:tc>
-        <w:tc>
-          <w:tcPr>
-            <w:tcW w:type="dxa" w:w="1531"/>
-          </w:tcPr>
-          <w:p>
-            <w:r>
-              <w:rPr>
-                <w:b/>
-                <w:i w:val="0"/>
-                <w:color w:val="16A34A"/>
-                <w:sz w:val="16"/>
-              </w:rPr>
-              <w:t>—</w:t>
-            </w:r>
-          </w:p>
-        </w:tc>
-        <w:tc>
-          <w:tcPr>
-            <w:tcW w:type="dxa" w:w="1191"/>
-          </w:tcPr>
-          <w:p>
-            <w:r>
-              <w:rPr>
-                <w:b w:val="0"/>
-                <w:i w:val="0"/>
-                <w:color w:val="64748B"/>
-                <w:sz w:val="16"/>
-              </w:rPr>
-              <w:t>GT-CQ</w:t>
-            </w:r>
-          </w:p>
-        </w:tc>
-        <w:tc>
-          <w:tcPr>
-            <w:tcW w:type="dxa" w:w="4706"/>
-          </w:tcPr>
-          <w:p>
-            <w:r>
-              <w:rPr>
-                <w:b w:val="0"/>
-                <w:i w:val="0"/>
-                <w:sz w:val="17"/>
-              </w:rPr>
               <w:t>Veuillez verifier cette information auprès de l'enquêté ou confirmer avec le QG.</w:t>
-            </w:r>
-          </w:p>
-        </w:tc>
-      </w:tr>
-      <w:tr>
-        <w:tc>
-          <w:tcPr>
-            <w:tcW w:type="dxa" w:w="964"/>
-          </w:tcPr>
-          <w:p>
-            <w:r>
-              <w:rPr>
-                <w:b/>
-                <w:i w:val="0"/>
-                <w:color w:val="EA580C"/>
-                <w:sz w:val="16"/>
-              </w:rPr>
-              <w:t>Moyenne</w:t>
-            </w:r>
-          </w:p>
-        </w:tc>
-        <w:tc>
-          <w:tcPr>
-            <w:tcW w:type="dxa" w:w="1247"/>
-          </w:tcPr>
-          <w:p>
-            <w:r>
-              <w:rPr>
-                <w:b/>
-                <w:i w:val="0"/>
-                <w:sz w:val="16"/>
-              </w:rPr>
-              <w:t>S02</w:t>
-              <w:br/>
-            </w:r>
-            <w:r>
-              <w:rPr>
-                <w:b w:val="0"/>
-                <w:i w:val="0"/>
-                <w:color w:val="64748B"/>
-                <w:sz w:val="14"/>
-              </w:rPr>
-              <w:t>Éducation</w:t>
-            </w:r>
-          </w:p>
-        </w:tc>
-        <w:tc>
-          <w:tcPr>
-            <w:tcW w:type="dxa" w:w="1531"/>
-          </w:tcPr>
-          <w:p>
-            <w:r>
-              <w:rPr>
-                <w:b/>
-                <w:i w:val="0"/>
-                <w:color w:val="16A34A"/>
-                <w:sz w:val="16"/>
-              </w:rPr>
-              <w:t>—</w:t>
-            </w:r>
-          </w:p>
-        </w:tc>
-        <w:tc>
-          <w:tcPr>
-            <w:tcW w:type="dxa" w:w="1191"/>
-          </w:tcPr>
-          <w:p>
-            <w:r>
-              <w:rPr>
-                <w:b w:val="0"/>
-                <w:i w:val="0"/>
-                <w:color w:val="64748B"/>
-                <w:sz w:val="16"/>
-              </w:rPr>
-              <w:t>GT-CQ</w:t>
-            </w:r>
-          </w:p>
-        </w:tc>
-        <w:tc>
-          <w:tcPr>
-            <w:tcW w:type="dxa" w:w="4706"/>
-          </w:tcPr>
-          <w:p>
-            <w:r>
-              <w:rPr>
-                <w:b w:val="0"/>
-                <w:i w:val="0"/>
-                <w:sz w:val="17"/>
-              </w:rPr>
-              <w:t>veuillez, s'il vous plait, confirmer la cotisation ( 6000 FCFA) payée de Aïssatou Diagne avec le QG ou apporter les corrections nécessaires.</w:t>
             </w:r>
           </w:p>
         </w:tc>
